--- a/Practice_17-18/Docs/Практическая 19.docx
+++ b/Practice_17-18/Docs/Практическая 19.docx
@@ -134,8 +134,6 @@
       <w:r>
         <w:t>,</w:t>
       </w:r>
-      <w:bookmarkStart w:id="0" w:name="_GoBack"/>
-      <w:bookmarkEnd w:id="0"/>
     </w:p>
     <w:p>
       <w:pPr>
@@ -698,6 +696,36 @@
     </w:p>
     <w:p>
       <w:pPr>
+        <w:ind w:left="720"/>
+      </w:pPr>
+    </w:p>
+    <w:p>
+      <w:pPr>
+        <w:ind w:left="720"/>
+      </w:pPr>
+    </w:p>
+    <w:p>
+      <w:pPr>
+        <w:ind w:left="720"/>
+      </w:pPr>
+    </w:p>
+    <w:p>
+      <w:pPr>
+        <w:ind w:left="720"/>
+      </w:pPr>
+    </w:p>
+    <w:p>
+      <w:pPr>
+        <w:ind w:left="720"/>
+      </w:pPr>
+    </w:p>
+    <w:p>
+      <w:pPr>
+        <w:ind w:left="720"/>
+      </w:pPr>
+    </w:p>
+    <w:p>
+      <w:pPr>
         <w:rPr>
           <w:b/>
           <w:bCs/>
@@ -708,6 +736,7 @@
           <w:b/>
           <w:bCs/>
         </w:rPr>
+        <w:lastRenderedPageBreak/>
         <w:t>Задание 3. Кэширование</w:t>
       </w:r>
     </w:p>
@@ -756,6 +785,427 @@
       <w:r>
         <w:t xml:space="preserve"> и CPU.</w:t>
       </w:r>
+    </w:p>
+    <w:tbl>
+      <w:tblPr>
+        <w:tblStyle w:val="ac"/>
+        <w:tblW w:w="0" w:type="auto"/>
+        <w:tblInd w:w="720" w:type="dxa"/>
+        <w:tblLook w:val="04A0" w:firstRow="1" w:lastRow="0" w:firstColumn="1" w:lastColumn="0" w:noHBand="0" w:noVBand="1"/>
+      </w:tblPr>
+      <w:tblGrid>
+        <w:gridCol w:w="2184"/>
+        <w:gridCol w:w="2111"/>
+        <w:gridCol w:w="2138"/>
+        <w:gridCol w:w="2192"/>
+      </w:tblGrid>
+      <w:tr>
+        <w:tc>
+          <w:tcPr>
+            <w:tcW w:w="2336" w:type="dxa"/>
+          </w:tcPr>
+          <w:p>
+            <w:r>
+              <w:t>Параметр</w:t>
+            </w:r>
+          </w:p>
+        </w:tc>
+        <w:tc>
+          <w:tcPr>
+            <w:tcW w:w="2336" w:type="dxa"/>
+          </w:tcPr>
+          <w:p>
+            <w:r>
+              <w:t>100 VU</w:t>
+            </w:r>
+          </w:p>
+        </w:tc>
+        <w:tc>
+          <w:tcPr>
+            <w:tcW w:w="2336" w:type="dxa"/>
+          </w:tcPr>
+          <w:p>
+            <w:r>
+              <w:t>300 VU</w:t>
+            </w:r>
+          </w:p>
+        </w:tc>
+        <w:tc>
+          <w:tcPr>
+            <w:tcW w:w="2337" w:type="dxa"/>
+          </w:tcPr>
+          <w:p>
+            <w:r>
+              <w:t>Изменение</w:t>
+            </w:r>
+          </w:p>
+        </w:tc>
+      </w:tr>
+      <w:tr>
+        <w:tc>
+          <w:tcPr>
+            <w:tcW w:w="2336" w:type="dxa"/>
+          </w:tcPr>
+          <w:p>
+            <w:r>
+              <w:t>RPS</w:t>
+            </w:r>
+          </w:p>
+        </w:tc>
+        <w:tc>
+          <w:tcPr>
+            <w:tcW w:w="2336" w:type="dxa"/>
+          </w:tcPr>
+          <w:p>
+            <w:r>
+              <w:t>2355</w:t>
+            </w:r>
+          </w:p>
+        </w:tc>
+        <w:tc>
+          <w:tcPr>
+            <w:tcW w:w="2336" w:type="dxa"/>
+          </w:tcPr>
+          <w:p>
+            <w:r>
+              <w:t>482</w:t>
+            </w:r>
+          </w:p>
+        </w:tc>
+        <w:tc>
+          <w:tcPr>
+            <w:tcW w:w="2337" w:type="dxa"/>
+          </w:tcPr>
+          <w:p>
+            <w:r>
+              <w:t>↓ 79.5%</w:t>
+            </w:r>
+          </w:p>
+        </w:tc>
+      </w:tr>
+      <w:tr>
+        <w:tc>
+          <w:tcPr>
+            <w:tcW w:w="2336" w:type="dxa"/>
+          </w:tcPr>
+          <w:p>
+            <w:proofErr w:type="spellStart"/>
+            <w:r>
+              <w:t>Avg</w:t>
+            </w:r>
+            <w:proofErr w:type="spellEnd"/>
+            <w:r>
+              <w:t xml:space="preserve"> </w:t>
+            </w:r>
+            <w:proofErr w:type="spellStart"/>
+            <w:r>
+              <w:t>Latency</w:t>
+            </w:r>
+            <w:proofErr w:type="spellEnd"/>
+          </w:p>
+        </w:tc>
+        <w:tc>
+          <w:tcPr>
+            <w:tcW w:w="2336" w:type="dxa"/>
+          </w:tcPr>
+          <w:p>
+            <w:r>
+              <w:t xml:space="preserve">42.2 </w:t>
+            </w:r>
+            <w:proofErr w:type="spellStart"/>
+            <w:r>
+              <w:t>мс</w:t>
+            </w:r>
+            <w:proofErr w:type="spellEnd"/>
+          </w:p>
+        </w:tc>
+        <w:tc>
+          <w:tcPr>
+            <w:tcW w:w="2336" w:type="dxa"/>
+          </w:tcPr>
+          <w:p>
+            <w:r>
+              <w:t xml:space="preserve">50.6 </w:t>
+            </w:r>
+            <w:proofErr w:type="spellStart"/>
+            <w:r>
+              <w:t>мс</w:t>
+            </w:r>
+            <w:proofErr w:type="spellEnd"/>
+          </w:p>
+        </w:tc>
+        <w:tc>
+          <w:tcPr>
+            <w:tcW w:w="2337" w:type="dxa"/>
+          </w:tcPr>
+          <w:p>
+            <w:r>
+              <w:t>↑ 20%</w:t>
+            </w:r>
+          </w:p>
+        </w:tc>
+      </w:tr>
+      <w:tr>
+        <w:tc>
+          <w:tcPr>
+            <w:tcW w:w="2336" w:type="dxa"/>
+          </w:tcPr>
+          <w:p>
+            <w:r>
+              <w:t xml:space="preserve">p95 </w:t>
+            </w:r>
+            <w:proofErr w:type="spellStart"/>
+            <w:r>
+              <w:t>Latency</w:t>
+            </w:r>
+            <w:proofErr w:type="spellEnd"/>
+          </w:p>
+        </w:tc>
+        <w:tc>
+          <w:tcPr>
+            <w:tcW w:w="2336" w:type="dxa"/>
+          </w:tcPr>
+          <w:p>
+            <w:r>
+              <w:t xml:space="preserve">44.0 </w:t>
+            </w:r>
+            <w:proofErr w:type="spellStart"/>
+            <w:r>
+              <w:t>мс</w:t>
+            </w:r>
+            <w:proofErr w:type="spellEnd"/>
+          </w:p>
+        </w:tc>
+        <w:tc>
+          <w:tcPr>
+            <w:tcW w:w="2336" w:type="dxa"/>
+          </w:tcPr>
+          <w:p>
+            <w:r>
+              <w:t xml:space="preserve">73.5 </w:t>
+            </w:r>
+            <w:proofErr w:type="spellStart"/>
+            <w:r>
+              <w:t>мс</w:t>
+            </w:r>
+            <w:proofErr w:type="spellEnd"/>
+          </w:p>
+        </w:tc>
+        <w:tc>
+          <w:tcPr>
+            <w:tcW w:w="2337" w:type="dxa"/>
+          </w:tcPr>
+          <w:p>
+            <w:r>
+              <w:t>↑ 67%</w:t>
+            </w:r>
+          </w:p>
+        </w:tc>
+      </w:tr>
+      <w:tr>
+        <w:tc>
+          <w:tcPr>
+            <w:tcW w:w="2336" w:type="dxa"/>
+          </w:tcPr>
+          <w:p>
+            <w:r>
+              <w:t xml:space="preserve">p99 </w:t>
+            </w:r>
+            <w:proofErr w:type="spellStart"/>
+            <w:r>
+              <w:t>Latency</w:t>
+            </w:r>
+            <w:proofErr w:type="spellEnd"/>
+          </w:p>
+        </w:tc>
+        <w:tc>
+          <w:tcPr>
+            <w:tcW w:w="2336" w:type="dxa"/>
+          </w:tcPr>
+          <w:p>
+            <w:r>
+              <w:t xml:space="preserve">46.8 </w:t>
+            </w:r>
+            <w:proofErr w:type="spellStart"/>
+            <w:r>
+              <w:t>мс</w:t>
+            </w:r>
+            <w:proofErr w:type="spellEnd"/>
+          </w:p>
+        </w:tc>
+        <w:tc>
+          <w:tcPr>
+            <w:tcW w:w="2336" w:type="dxa"/>
+          </w:tcPr>
+          <w:p>
+            <w:r>
+              <w:t xml:space="preserve">110.4 </w:t>
+            </w:r>
+            <w:proofErr w:type="spellStart"/>
+            <w:r>
+              <w:t>мс</w:t>
+            </w:r>
+            <w:proofErr w:type="spellEnd"/>
+          </w:p>
+        </w:tc>
+        <w:tc>
+          <w:tcPr>
+            <w:tcW w:w="2337" w:type="dxa"/>
+          </w:tcPr>
+          <w:p>
+            <w:r>
+              <w:t>↑ 136%</w:t>
+            </w:r>
+          </w:p>
+        </w:tc>
+      </w:tr>
+      <w:tr>
+        <w:tc>
+          <w:tcPr>
+            <w:tcW w:w="2336" w:type="dxa"/>
+          </w:tcPr>
+          <w:p>
+            <w:r>
+              <w:t>Успешные запросы</w:t>
+            </w:r>
+          </w:p>
+        </w:tc>
+        <w:tc>
+          <w:tcPr>
+            <w:tcW w:w="2336" w:type="dxa"/>
+          </w:tcPr>
+          <w:p>
+            <w:r>
+              <w:t>100%</w:t>
+            </w:r>
+          </w:p>
+        </w:tc>
+        <w:tc>
+          <w:tcPr>
+            <w:tcW w:w="2336" w:type="dxa"/>
+          </w:tcPr>
+          <w:p>
+            <w:r>
+              <w:t>80.4%</w:t>
+            </w:r>
+          </w:p>
+        </w:tc>
+        <w:tc>
+          <w:tcPr>
+            <w:tcW w:w="2337" w:type="dxa"/>
+          </w:tcPr>
+          <w:p>
+            <w:r>
+              <w:t>↓ 19.6%</w:t>
+            </w:r>
+          </w:p>
+        </w:tc>
+      </w:tr>
+      <w:tr>
+        <w:tc>
+          <w:tcPr>
+            <w:tcW w:w="2336" w:type="dxa"/>
+          </w:tcPr>
+          <w:p>
+            <w:r>
+              <w:t xml:space="preserve">Ошибки </w:t>
+            </w:r>
+            <w:proofErr w:type="spellStart"/>
+            <w:r>
+              <w:t>соединени</w:t>
+            </w:r>
+            <w:proofErr w:type="spellEnd"/>
+          </w:p>
+        </w:tc>
+        <w:tc>
+          <w:tcPr>
+            <w:tcW w:w="2336" w:type="dxa"/>
+          </w:tcPr>
+          <w:p>
+            <w:pPr>
+              <w:rPr>
+                <w:lang w:val="en-US"/>
+              </w:rPr>
+            </w:pPr>
+            <w:r>
+              <w:rPr>
+                <w:lang w:val="en-US"/>
+              </w:rPr>
+              <w:t>0</w:t>
+            </w:r>
+          </w:p>
+        </w:tc>
+        <w:tc>
+          <w:tcPr>
+            <w:tcW w:w="2336" w:type="dxa"/>
+          </w:tcPr>
+          <w:p>
+            <w:r>
+              <w:t>3513 (17.6%)</w:t>
+            </w:r>
+          </w:p>
+        </w:tc>
+        <w:tc>
+          <w:tcPr>
+            <w:tcW w:w="2337" w:type="dxa"/>
+          </w:tcPr>
+          <w:p/>
+        </w:tc>
+      </w:tr>
+      <w:tr>
+        <w:tc>
+          <w:tcPr>
+            <w:tcW w:w="2336" w:type="dxa"/>
+          </w:tcPr>
+          <w:p>
+            <w:r>
+              <w:t>Таймауты клиента</w:t>
+            </w:r>
+          </w:p>
+        </w:tc>
+        <w:tc>
+          <w:tcPr>
+            <w:tcW w:w="2336" w:type="dxa"/>
+          </w:tcPr>
+          <w:p>
+            <w:pPr>
+              <w:rPr>
+                <w:lang w:val="en-US"/>
+              </w:rPr>
+            </w:pPr>
+            <w:r>
+              <w:rPr>
+                <w:lang w:val="en-US"/>
+              </w:rPr>
+              <w:t>0</w:t>
+            </w:r>
+          </w:p>
+        </w:tc>
+        <w:tc>
+          <w:tcPr>
+            <w:tcW w:w="2336" w:type="dxa"/>
+          </w:tcPr>
+          <w:p>
+            <w:r>
+              <w:t>210 (1.05%)</w:t>
+            </w:r>
+          </w:p>
+        </w:tc>
+        <w:tc>
+          <w:tcPr>
+            <w:tcW w:w="2337" w:type="dxa"/>
+          </w:tcPr>
+          <w:p/>
+        </w:tc>
+      </w:tr>
+    </w:tbl>
+    <w:p>
+      <w:pPr>
+        <w:numPr>
+          <w:ilvl w:val="0"/>
+          <w:numId w:val="5"/>
+        </w:numPr>
+      </w:pPr>
     </w:p>
     <w:p/>
     <w:p>
@@ -800,7 +1250,6 @@
         </w:numPr>
       </w:pPr>
       <w:r>
-        <w:lastRenderedPageBreak/>
         <w:t xml:space="preserve">Создайте </w:t>
       </w:r>
       <w:proofErr w:type="spellStart"/>
@@ -812,7 +1261,10 @@
         <w:t xml:space="preserve"> для обработки очереди асинхронно:</w:t>
       </w:r>
     </w:p>
-    <w:p/>
+    <w:p>
+      <w:bookmarkStart w:id="0" w:name="_GoBack"/>
+      <w:bookmarkEnd w:id="0"/>
+    </w:p>
     <w:p>
       <w:pPr>
         <w:rPr>
@@ -3119,6 +3571,7 @@
   <w:style w:type="paragraph" w:default="1" w:styleId="a">
     <w:name w:val="Normal"/>
     <w:qFormat/>
+    <w:rsid w:val="00E31048"/>
   </w:style>
   <w:style w:type="paragraph" w:styleId="1">
     <w:name w:val="heading 1"/>
